--- a/testakten/familienrecht-unterhalt-zugewinn-bad-nauheim/11_korrespondenz_gegenseite_auskunft.docx
+++ b/testakten/familienrecht-unterhalt-zugewinn-bad-nauheim/11_korrespondenz_gegenseite_auskunft.docx
@@ -525,7 +525,7 @@
         <w:color w:val="5C6569"/>
         <w:sz w:val="14"/>
       </w:rPr>
-      <w:t>Telefon 06031 62118-0 · Telefax 06031 62118-19 · post@lehnert-volkmann.example</w:t>
+      <w:t>Telefon 06031 62118-0 · Telefax 06031 62118-19 · post@lehnert-volkmann.de</w:t>
     </w:r>
   </w:p>
   <w:p>
